--- a/casos-oficina/Caso-04-Gerencia-Tres-caminos.docx
+++ b/casos-oficina/Caso-04-Gerencia-Tres-caminos.docx
@@ -8,17 +8,22 @@
           <w:b/>
           <w:sz w:val="36"/>
         </w:rPr>
-        <w:t>Caso 4 · Tres caminos, ninguna firma todavía</w:t>
+        <w:t>Caso 4 · Tres ideas y nadie decide todavía</w:t>
       </w:r>
     </w:p>
     <w:p>
       <w:r>
-        <w:t xml:space="preserve">Caso 4 de 4 · Gerencia · Oficina + IA · Magnatic</w:t>
+        <w:t xml:space="preserve">Caso 4 de 4  ·  Gerencia</w:t>
       </w:r>
     </w:p>
     <w:p>
       <w:r>
-        <w:t xml:space="preserve">Fase A: 40 minutos. Sin IA, sin internet, sin celular-chat. Solo Word, Excel y PowerPoint. Fase B: la misma entrega con ChatGPT o Claude, cronometrada. El proyecto final es individual, sobre el mismo caso de la mesa.</w:t>
+        <w:t xml:space="preserve">Hoy ustedes preparan la reunión. No son gerencia. No eligen. Solo dejan claras las tres ideas y lo que falta saber.</w:t>
+      </w:r>
+    </w:p>
+    <w:p>
+      <w:r>
+        <w:t xml:space="preserve"/>
       </w:r>
     </w:p>
     <w:p>
@@ -26,12 +31,17 @@
         <w:rPr>
           <w:b/>
         </w:rPr>
-        <w:t xml:space="preserve">Situación</w:t>
+        <w:t xml:space="preserve">Qué pasó</w:t>
       </w:r>
     </w:p>
     <w:p>
       <w:r>
-        <w:t xml:space="preserve">Hay fila de camiones en el patio de Planta Central. Dirección quiere ver tres caminos (radio extra, reordenar turnos, no cambiar) sin que nadie elija ganador. Faltan costos y el impacto en personal no está medido.</w:t>
+        <w:t xml:space="preserve">En el patio de Planta Central hay fila de camiones. Les pidieron tres caminos: A) meter más radio, B) reordenar turnos, C) no cambiar y anotarlo. Nadie les dio costos. Nadie midió qué pasa con la gente si mueven turnos. La reunión es para ver opciones, no para firmar.</w:t>
+      </w:r>
+    </w:p>
+    <w:p>
+      <w:r>
+        <w:t xml:space="preserve"/>
       </w:r>
     </w:p>
     <w:p>
@@ -39,12 +49,27 @@
         <w:rPr>
           <w:b/>
         </w:rPr>
-        <w:t xml:space="preserve">Cómo se hace hoy</w:t>
+        <w:t xml:space="preserve">Qué entregan (las dos veces: a mano y con IA)</w:t>
       </w:r>
     </w:p>
     <w:p>
       <w:r>
-        <w:t xml:space="preserve">Se llega a la reunión con una sola idea ya «recomendada» y sin tabla de vacíos.</w:t>
+        <w:t xml:space="preserve">Word: un memo de una página. Las tres ideas. En cada una: qué se gana, qué se arriesga, qué dato falta, quién debería decidir.</w:t>
+      </w:r>
+    </w:p>
+    <w:p>
+      <w:r>
+        <w:t xml:space="preserve">Excel: 6 filas. Idea, beneficio, dato que falta.</w:t>
+      </w:r>
+    </w:p>
+    <w:p>
+      <w:r>
+        <w:t xml:space="preserve">PowerPoint: 4 diapositivas. El problema, las tres ideas, lo que no sabemos, quién decide.</w:t>
+      </w:r>
+    </w:p>
+    <w:p>
+      <w:r>
+        <w:t xml:space="preserve"/>
       </w:r>
     </w:p>
     <w:p>
@@ -52,12 +77,17 @@
         <w:rPr>
           <w:b/>
         </w:rPr>
-        <w:t xml:space="preserve">Entrega (idéntica en Fase A y Fase B)</w:t>
+        <w:t xml:space="preserve">Esto no</w:t>
       </w:r>
     </w:p>
     <w:p>
       <w:r>
-        <w:t xml:space="preserve">Memo de una página + tabla de 6 filas + 4 slides ejecutivas, sin ganador. Tres bloques A B C: beneficio declarado, riesgo, dato que falta, quién debería decidir.</w:t>
+        <w:t xml:space="preserve">No elijan ganador. No inventen un costo ni un «ahorro del 20%». Cierren así: la decisión la toma una persona, no el chat.</w:t>
+      </w:r>
+    </w:p>
+    <w:p>
+      <w:r>
+        <w:t xml:space="preserve"/>
       </w:r>
     </w:p>
     <w:p>
@@ -65,12 +95,27 @@
         <w:rPr>
           <w:b/>
         </w:rPr>
-        <w:t xml:space="preserve">Restricciones</w:t>
+        <w:t xml:space="preserve">Cómo lo hacemos hoy</w:t>
       </w:r>
     </w:p>
     <w:p>
       <w:r>
-        <w:t xml:space="preserve">No elijas ganador. No inventes costo ni ahorro de 20%. Cierra: la decisión es humana.</w:t>
+        <w:t xml:space="preserve">1. Lean esta hoja juntos, dos minutos. Si no entendieron, pregunten ahora.</w:t>
+      </w:r>
+    </w:p>
+    <w:p>
+      <w:r>
+        <w:t xml:space="preserve">2. 40 minutos. Internet apagado. Sin ChatGPT, Claude ni el celular como chat. Solo Word, Excel y PowerPoint en blanco. Un celular puede ser reloj, nada más.</w:t>
+      </w:r>
+    </w:p>
+    <w:p>
+      <w:r>
+        <w:t xml:space="preserve">3. Luego el mismo trabajo CON IA. Anoten: minutos a mano, minutos con IA, y tres diferencias (qué salió más rápido, qué inventó la máquina, qué quedó más honesto a mano).</w:t>
+      </w:r>
+    </w:p>
+    <w:p>
+      <w:r>
+        <w:t xml:space="preserve"/>
       </w:r>
     </w:p>
     <w:p>
@@ -78,56 +123,22 @@
         <w:rPr>
           <w:b/>
         </w:rPr>
-        <w:t xml:space="preserve">Riesgos típicos</w:t>
+        <w:t xml:space="preserve">Después, cada uno</w:t>
       </w:r>
     </w:p>
     <w:p>
       <w:r>
-        <w:t xml:space="preserve">Que el chat declare ganador. Inventar un presupuesto. Esconder el dato que falta.</w:t>
+        <w:t xml:space="preserve">Abran Proyecto final en el laboratorio, elijan este caso y llenen su ficha. La mesa ensayó. El proyecto es de cada persona. Tres a cinco minutos al frente.</w:t>
       </w:r>
     </w:p>
     <w:p>
       <w:r>
-        <w:rPr>
-          <w:b/>
-        </w:rPr>
-        <w:t xml:space="preserve">Quién controla</w:t>
+        <w:t xml:space="preserve"/>
       </w:r>
     </w:p>
     <w:p>
       <w:r>
-        <w:t xml:space="preserve">La IA ilumina opciones. Dirección decide con información oficial. El laboratorio no aprueba gasto.</w:t>
-      </w:r>
-    </w:p>
-    <w:p>
-      <w:r>
-        <w:rPr>
-          <w:b/>
-        </w:rPr>
-        <w:t xml:space="preserve">Cómo se corre (las dos fases)</w:t>
-      </w:r>
-    </w:p>
-    <w:p>
-      <w:r>
-        <w:t xml:space="preserve">Fase A — 40 minutos. Reloj en la mesa. Cierren internet (modo avión o Wi-Fi apagado). Prohibido ChatGPT, Claude, Copilot, Gemini y el celular como chat. Solo Word, Excel y PowerPoint en blanco. Piensen ustedes. Inventen solo datos de práctica (Planta Central, Lote Norte, Cliente Alfa). Nada de CISA real.</w:t>
-      </w:r>
-    </w:p>
-    <w:p>
-      <w:r>
-        <w:t xml:space="preserve">Fase B — La misma entrega. Ahora sí pueden usar ChatGPT o Claude. Cronometren de nuevo. Anoten minutos A, minutos B y tres diferencias (velocidad, calidad, huecos, riesgos).</w:t>
-      </w:r>
-    </w:p>
-    <w:p>
-      <w:r>
-        <w:rPr>
-          <w:b/>
-        </w:rPr>
-        <w:t xml:space="preserve">Proyecto final (cada persona, no el grupo)</w:t>
-      </w:r>
-    </w:p>
-    <w:p>
-      <w:r>
-        <w:t xml:space="preserve">Después, cada integrante abre Proyecto final en el laboratorio, elige ESTE caso y completa los 7 pasos. La mesa ensayó; la ficha es individual. Presentación de 3 a 5 minutos.</w:t>
+        <w:t xml:space="preserve">Esto es de práctica. Planta Central, Lote Norte, Cliente Alfa. Nada de la empresa de verdad.</w:t>
       </w:r>
     </w:p>
   </w:body>

--- a/casos-oficina/Caso-04-Gerencia-Tres-caminos.docx
+++ b/casos-oficina/Caso-04-Gerencia-Tres-caminos.docx
@@ -18,7 +18,17 @@
     </w:p>
     <w:p>
       <w:r>
-        <w:t xml:space="preserve">Hoy ustedes preparan la reunión. No son gerencia. No eligen. Solo dejan claras las tres ideas y lo que falta saber.</w:t>
+        <w:t xml:space="preserve">Esto es un ejercicio de MESA. No es el proyecto final. El proyecto de cada persona es otro Word, el de la carpeta proyectos.</w:t>
+      </w:r>
+    </w:p>
+    <w:p>
+      <w:r>
+        <w:t xml:space="preserve"/>
+      </w:r>
+    </w:p>
+    <w:p>
+      <w:r>
+        <w:t xml:space="preserve">Hoy ustedes preparan la reunión. No eligen. Solo dejan claras las tres ideas.</w:t>
       </w:r>
     </w:p>
     <w:p>
@@ -36,7 +46,7 @@
     </w:p>
     <w:p>
       <w:r>
-        <w:t xml:space="preserve">En el patio de Planta Central hay fila de camiones. Les pidieron tres caminos: A) meter más radio, B) reordenar turnos, C) no cambiar y anotarlo. Nadie les dio costos. Nadie midió qué pasa con la gente si mueven turnos. La reunión es para ver opciones, no para firmar.</w:t>
+        <w:t xml:space="preserve">En el patio hay fila de camiones. Les pidieron tres caminos: A) más radio, B) reordenar turnos, C) no cambiar y anotarlo. Nadie les dio costos.</w:t>
       </w:r>
     </w:p>
     <w:p>
@@ -49,22 +59,22 @@
         <w:rPr>
           <w:b/>
         </w:rPr>
-        <w:t xml:space="preserve">Qué entregan (las dos veces: a mano y con IA)</w:t>
+        <w:t xml:space="preserve">Qué hacen (dos veces: 40 min a mano, luego con IA)</w:t>
       </w:r>
     </w:p>
     <w:p>
       <w:r>
-        <w:t xml:space="preserve">Word: un memo de una página. Las tres ideas. En cada una: qué se gana, qué se arriesga, qué dato falta, quién debería decidir.</w:t>
+        <w:t xml:space="preserve">Word: un memo de 1 página. Las tres ideas. En cada una: qué se gana, qué falta saber.</w:t>
       </w:r>
     </w:p>
     <w:p>
       <w:r>
-        <w:t xml:space="preserve">Excel: 6 filas. Idea, beneficio, dato que falta.</w:t>
+        <w:t xml:space="preserve">Excel: 6 filas (idea, beneficio, dato que falta).</w:t>
       </w:r>
     </w:p>
     <w:p>
       <w:r>
-        <w:t xml:space="preserve">PowerPoint: 4 diapositivas. El problema, las tres ideas, lo que no sabemos, quién decide.</w:t>
+        <w:t xml:space="preserve">PowerPoint: 4 diapositivas.</w:t>
       </w:r>
     </w:p>
     <w:p>
@@ -82,7 +92,7 @@
     </w:p>
     <w:p>
       <w:r>
-        <w:t xml:space="preserve">No elijan ganador. No inventen un costo ni un «ahorro del 20%». Cierren así: la decisión la toma una persona, no el chat.</w:t>
+        <w:t xml:space="preserve">No elijan ganador. No inventen un costo.</w:t>
       </w:r>
     </w:p>
     <w:p>
@@ -95,22 +105,22 @@
         <w:rPr>
           <w:b/>
         </w:rPr>
-        <w:t xml:space="preserve">Cómo lo hacemos hoy</w:t>
+        <w:t xml:space="preserve">Cómo</w:t>
       </w:r>
     </w:p>
     <w:p>
       <w:r>
-        <w:t xml:space="preserve">1. Lean esta hoja juntos, dos minutos. Si no entendieron, pregunten ahora.</w:t>
+        <w:t xml:space="preserve">1. Lean esta hoja. Si no quedó claro, pregunten ahora.</w:t>
       </w:r>
     </w:p>
     <w:p>
       <w:r>
-        <w:t xml:space="preserve">2. 40 minutos. Internet apagado. Sin ChatGPT, Claude ni el celular como chat. Solo Word, Excel y PowerPoint en blanco. Un celular puede ser reloj, nada más.</w:t>
+        <w:t xml:space="preserve">2. 40 minutos. Internet apagado. Sin ChatGPT ni Claude. Solo Word, Excel y PowerPoint en blanco.</w:t>
       </w:r>
     </w:p>
     <w:p>
       <w:r>
-        <w:t xml:space="preserve">3. Luego el mismo trabajo CON IA. Anoten: minutos a mano, minutos con IA, y tres diferencias (qué salió más rápido, qué inventó la máquina, qué quedó más honesto a mano).</w:t>
+        <w:t xml:space="preserve">3. Luego lo mismo CON IA. Anoten minutos a mano, minutos con IA y tres diferencias.</w:t>
       </w:r>
     </w:p>
     <w:p>
@@ -120,25 +130,7 @@
     </w:p>
     <w:p>
       <w:r>
-        <w:rPr>
-          <w:b/>
-        </w:rPr>
-        <w:t xml:space="preserve">Después, cada uno</w:t>
-      </w:r>
-    </w:p>
-    <w:p>
-      <w:r>
-        <w:t xml:space="preserve">Abran Proyecto final en el laboratorio, elijan este caso y llenen su ficha. La mesa ensayó. El proyecto es de cada persona. Tres a cinco minutos al frente.</w:t>
-      </w:r>
-    </w:p>
-    <w:p>
-      <w:r>
-        <w:t xml:space="preserve"/>
-      </w:r>
-    </w:p>
-    <w:p>
-      <w:r>
-        <w:t xml:space="preserve">Esto es de práctica. Planta Central, Lote Norte, Cliente Alfa. Nada de la empresa de verdad.</w:t>
+        <w:t xml:space="preserve">Datos de práctica: Planta Central, Lote Norte, Cliente Alfa. Nada de la empresa de verdad.</w:t>
       </w:r>
     </w:p>
   </w:body>
